--- a/templates/AR/BAHRAIN/afi_noc.docx
+++ b/templates/AR/BAHRAIN/afi_noc.docx
@@ -2495,13 +2495,13 @@
           <w:lang w:val="en-US"/>
         </w:rPr>
         <w:drawing>
-          <wp:anchor distT="0" distB="0" distL="114300" distR="114300" simplePos="0" relativeHeight="251659264" behindDoc="1" locked="0" layoutInCell="1" allowOverlap="1" wp14:anchorId="63B5D67E" wp14:editId="0DF4210E">
+          <wp:anchor distT="0" distB="0" distL="114300" distR="114300" simplePos="0" relativeHeight="251657728" behindDoc="1" locked="0" layoutInCell="1" allowOverlap="1" wp14:anchorId="63B5D67E" wp14:editId="412EF33E">
             <wp:simplePos x="0" y="0"/>
             <wp:positionH relativeFrom="column">
-              <wp:posOffset>4885228</wp:posOffset>
+              <wp:posOffset>4691624</wp:posOffset>
             </wp:positionH>
             <wp:positionV relativeFrom="paragraph">
-              <wp:posOffset>119669</wp:posOffset>
+              <wp:posOffset>224888</wp:posOffset>
             </wp:positionV>
             <wp:extent cx="1137638" cy="532737"/>
             <wp:effectExtent l="19050" t="0" r="5362" b="0"/>
@@ -2538,6 +2538,59 @@
           </wp:anchor>
         </w:drawing>
       </w:r>
+      <w:r>
+        <w:rPr>
+          <w:rFonts w:ascii="Mangal" w:eastAsia="Times New Roman" w:hAnsi="Mangal" w:cs="Mangal"/>
+          <w:noProof/>
+          <w:sz w:val="16"/>
+          <w:szCs w:val="16"/>
+          <w:lang w:val="en-US"/>
+        </w:rPr>
+        <w:pict w14:anchorId="174E44D0">
+          <v:rect id="_x0000_s2052" style="position:absolute;margin-left:19.2pt;margin-top:27.1pt;width:81.95pt;height:39.4pt;rotation:-151567fd;z-index:251695104;mso-position-horizontal-relative:text;mso-position-vertical-relative:text" fillcolor="#4f81bd [3204]" stroked="f">
+            <v:textbox>
+              <w:txbxContent>
+                <w:p>
+                  <w:r>
+                    <w:t>{{EMPLOYEE_SIGNATURE}}</w:t>
+                  </w:r>
+                </w:p>
+              </w:txbxContent>
+            </v:textbox>
+          </v:rect>
+        </w:pict>
+      </w:r>
+      <w:r>
+        <w:rPr>
+          <w:rFonts w:ascii="Mangal" w:eastAsia="Times New Roman" w:hAnsi="Mangal" w:cs="Mangal"/>
+          <w:noProof/>
+          <w:sz w:val="16"/>
+          <w:szCs w:val="16"/>
+          <w:lang w:val="en-US"/>
+        </w:rPr>
+        <w:pict w14:anchorId="66949239">
+          <v:rect id="_x0000_s2051" style="position:absolute;margin-left:1.95pt;margin-top:5.75pt;width:125.05pt;height:69.2pt;z-index:251694080;mso-position-horizontal-relative:text;mso-position-vertical-relative:text">
+            <v:textbox>
+              <w:txbxContent>
+                <w:p>
+                  <w:r>
+                    <w:t>BoarderBoX</w:t>
+                  </w:r>
+                </w:p>
+              </w:txbxContent>
+            </v:textbox>
+          </v:rect>
+        </w:pict>
+      </w:r>
+    </w:p>
+    <w:p>
+      <w:pPr>
+        <w:rPr>
+          <w:rFonts w:ascii="Mangal" w:eastAsia="Times New Roman" w:hAnsi="Mangal" w:cs="Mangal"/>
+          <w:sz w:val="16"/>
+          <w:szCs w:val="16"/>
+        </w:rPr>
+      </w:pPr>
     </w:p>
     <w:p>
       <w:pPr>
@@ -2749,16 +2802,6 @@
         </w:rPr>
         <w:t>RA SIGNATURE</w:t>
       </w:r>
-    </w:p>
-    <w:p>
-      <w:pPr>
-        <w:ind w:left="5040"/>
-        <w:rPr>
-          <w:rFonts w:ascii="Mangal" w:eastAsia="Times New Roman" w:hAnsi="Mangal" w:cs="Mangal"/>
-          <w:sz w:val="16"/>
-          <w:szCs w:val="16"/>
-        </w:rPr>
-      </w:pPr>
       <w:r>
         <w:rPr>
           <w:rFonts w:ascii="Mangal" w:eastAsia="Times New Roman" w:hAnsi="Mangal" w:cs="Mangal"/>
@@ -2791,7 +2834,7 @@
           <w:sz w:val="18"/>
           <w:szCs w:val="18"/>
         </w:rPr>
-        <w:t xml:space="preserve">                                                                                                   </w:t>
+        <w:t xml:space="preserve">                                                                                               </w:t>
       </w:r>
       <w:r>
         <w:rPr>
